--- a/data/employees/EMP089/AST-EMP089-03.docx
+++ b/data/employees/EMP089/AST-EMP089-03.docx
@@ -7,10 +7,7 @@
         <w:pStyle w:val="Heading1"/>
       </w:pPr>
       <w:r>
-        <w:rPr>
-          <w:sz w:val="36"/>
-        </w:rPr>
-        <w:t>Design specification - EMP089</w:t>
+        <w:t>Ast Emp089 03 - EMP089</w:t>
       </w:r>
     </w:p>
     <w:p>
@@ -18,130 +15,32 @@
         <w:pStyle w:val="Heading2"/>
       </w:pPr>
       <w:r>
-        <w:t>Document Metadata</w:t>
-      </w:r>
-    </w:p>
-    <w:tbl>
-      <w:tblPr>
-        <w:tblStyle w:val="TableGrid"/>
-        <w:tblW w:type="auto" w:w="0"/>
-        <w:tblLook w:firstColumn="1" w:firstRow="1" w:lastColumn="0" w:lastRow="0" w:noHBand="0" w:noVBand="1" w:val="04A0"/>
-      </w:tblPr>
-      <w:tblGrid>
-        <w:gridCol w:w="4320"/>
-        <w:gridCol w:w="4320"/>
-      </w:tblGrid>
-      <w:tr>
-        <w:tc>
-          <w:tcPr>
-            <w:tcW w:type="dxa" w:w="4320"/>
-          </w:tcPr>
-          <w:p>
-            <w:r>
-              <w:t>Author</w:t>
-            </w:r>
-          </w:p>
-        </w:tc>
-        <w:tc>
-          <w:tcPr>
-            <w:tcW w:type="dxa" w:w="4320"/>
-          </w:tcPr>
-          <w:p>
-            <w:r>
-              <w:t>Drew Kim</w:t>
-            </w:r>
-          </w:p>
-        </w:tc>
-      </w:tr>
-      <w:tr>
-        <w:tc>
-          <w:tcPr>
-            <w:tcW w:type="dxa" w:w="4320"/>
-          </w:tcPr>
-          <w:p>
-            <w:r>
-              <w:t>Role / Department</w:t>
-            </w:r>
-          </w:p>
-        </w:tc>
-        <w:tc>
-          <w:tcPr>
-            <w:tcW w:type="dxa" w:w="4320"/>
-          </w:tcPr>
-          <w:p>
-            <w:r>
-              <w:t>Architect | Manufacturing</w:t>
-            </w:r>
-          </w:p>
-        </w:tc>
-      </w:tr>
-      <w:tr>
-        <w:tc>
-          <w:tcPr>
-            <w:tcW w:type="dxa" w:w="4320"/>
-          </w:tcPr>
-          <w:p>
-            <w:r>
-              <w:t>Location</w:t>
-            </w:r>
-          </w:p>
-        </w:tc>
-        <w:tc>
-          <w:tcPr>
-            <w:tcW w:type="dxa" w:w="4320"/>
-          </w:tcPr>
-          <w:p>
-            <w:r>
-              <w:t>Hsinchu</w:t>
-            </w:r>
-          </w:p>
-        </w:tc>
-      </w:tr>
-      <w:tr>
-        <w:tc>
-          <w:tcPr>
-            <w:tcW w:type="dxa" w:w="4320"/>
-          </w:tcPr>
-          <w:p>
-            <w:r>
-              <w:t>Last Modified</w:t>
-            </w:r>
-          </w:p>
-        </w:tc>
-        <w:tc>
-          <w:tcPr>
-            <w:tcW w:type="dxa" w:w="4320"/>
-          </w:tcPr>
-          <w:p>
-            <w:r>
-              <w:t>2025-04-03</w:t>
-            </w:r>
-          </w:p>
-        </w:tc>
-      </w:tr>
-    </w:tbl>
-    <w:p/>
-    <w:p>
-      <w:pPr>
-        <w:pStyle w:val="Heading2"/>
-      </w:pPr>
-      <w:r>
-        <w:t>Specification</w:t>
+        <w:t>Page 1</w:t>
       </w:r>
     </w:p>
     <w:p>
       <w:r>
-        <w:t>Design Specification: Automated Assembly Line Module</w:t>
+        <w:t>Section 1: Operational risk review. EMP089 contributes to ast emp089 03 through recurring collaboration, clear ownership boundaries, and measurable outcomes. The team captures decisions, open issues, and handoffs so that knowledge remains discoverable for future programs.</w:t>
       </w:r>
     </w:p>
     <w:p>
       <w:r>
-        <w:t>Version: 1.3</w:t>
+        <w:t>Section 2: Customer escalation analysis. EMP089 contributes to ast emp089 03 through recurring collaboration, clear ownership boundaries, and measurable outcomes. The team captures decisions, open issues, and handoffs so that knowledge remains discoverable for future programs.</w:t>
       </w:r>
     </w:p>
     <w:p>
       <w:r>
-        <w:t>This specification details the design requirements for the automated assembly module, including conveyor speed tolerance (+-0.5%), sensor calibration intervals, and failsafe shutdown sequences. The module interfaces with the MES via OPC-UA protocol.</w:t>
+        <w:t>Section 3: Data quality remediation. EMP089 contributes to ast emp089 03 through recurring collaboration, clear ownership boundaries, and measurable outcomes. The team captures decisions, open issues, and handoffs so that knowledge remains discoverable for future programs.</w:t>
+      </w:r>
+    </w:p>
+    <w:p>
+      <w:r>
+        <w:t>Section 4: Data quality remediation. EMP089 contributes to ast emp089 03 through recurring collaboration, clear ownership boundaries, and measurable outcomes. The team captures decisions, open issues, and handoffs so that knowledge remains discoverable for future programs.</w:t>
+      </w:r>
+    </w:p>
+    <w:p>
+      <w:r>
+        <w:br w:type="page"/>
       </w:r>
     </w:p>
     <w:p>
@@ -149,12 +48,60 @@
         <w:pStyle w:val="Heading2"/>
       </w:pPr>
       <w:r>
-        <w:t>Author Competencies</w:t>
+        <w:t>Page 2</w:t>
       </w:r>
     </w:p>
     <w:p>
       <w:r>
-        <w:t>Ontology, SQL, MLOps, Fabric</w:t>
+        <w:t>Section 1: Knowledge transfer and onboarding. EMP089 contributes to ast emp089 03 through recurring collaboration, clear ownership boundaries, and measurable outcomes. The team captures decisions, open issues, and handoffs so that knowledge remains discoverable for future programs.</w:t>
+      </w:r>
+    </w:p>
+    <w:p>
+      <w:r>
+        <w:t>Section 2: Automation backlog refinement. EMP089 contributes to ast emp089 03 through recurring collaboration, clear ownership boundaries, and measurable outcomes. The team captures decisions, open issues, and handoffs so that knowledge remains discoverable for future programs.</w:t>
+      </w:r>
+    </w:p>
+    <w:p>
+      <w:r>
+        <w:t>Section 3: Department KPI performance. EMP089 contributes to ast emp089 03 through recurring collaboration, clear ownership boundaries, and measurable outcomes. The team captures decisions, open issues, and handoffs so that knowledge remains discoverable for future programs.</w:t>
+      </w:r>
+    </w:p>
+    <w:p>
+      <w:r>
+        <w:t>Section 4: Customer escalation analysis. EMP089 contributes to ast emp089 03 through recurring collaboration, clear ownership boundaries, and measurable outcomes. The team captures decisions, open issues, and handoffs so that knowledge remains discoverable for future programs.</w:t>
+      </w:r>
+    </w:p>
+    <w:p>
+      <w:r>
+        <w:br w:type="page"/>
+      </w:r>
+    </w:p>
+    <w:p>
+      <w:pPr>
+        <w:pStyle w:val="Heading2"/>
+      </w:pPr>
+      <w:r>
+        <w:t>Page 3</w:t>
+      </w:r>
+    </w:p>
+    <w:p>
+      <w:r>
+        <w:t>Section 1: Quarterly delivery milestones. EMP089 contributes to ast emp089 03 through recurring collaboration, clear ownership boundaries, and measurable outcomes. The team captures decisions, open issues, and handoffs so that knowledge remains discoverable for future programs.</w:t>
+      </w:r>
+    </w:p>
+    <w:p>
+      <w:r>
+        <w:t>Section 2: Operational risk review. EMP089 contributes to ast emp089 03 through recurring collaboration, clear ownership boundaries, and measurable outcomes. The team captures decisions, open issues, and handoffs so that knowledge remains discoverable for future programs.</w:t>
+      </w:r>
+    </w:p>
+    <w:p>
+      <w:r>
+        <w:t>Section 3: Data quality remediation. EMP089 contributes to ast emp089 03 through recurring collaboration, clear ownership boundaries, and measurable outcomes. The team captures decisions, open issues, and handoffs so that knowledge remains discoverable for future programs.</w:t>
+      </w:r>
+    </w:p>
+    <w:p>
+      <w:r>
+        <w:t>Section 4: Data quality remediation. EMP089 contributes to ast emp089 03 through recurring collaboration, clear ownership boundaries, and measurable outcomes. The team captures decisions, open issues, and handoffs so that knowledge remains discoverable for future programs.</w:t>
       </w:r>
     </w:p>
     <w:sectPr>
